--- a/CRITICAL_update_pt3.docx
+++ b/CRITICAL_update_pt3.docx
@@ -211,6 +211,9 @@
         <w:t>Some are longer than others and it looks weird.</w:t>
       </w:r>
       <w:r>
+        <w:rPr>
+          <w:noProof/>
+        </w:rPr>
         <w:drawing>
           <wp:inline distT="0" distB="0" distL="0" distR="0" wp14:anchorId="58ACC464" wp14:editId="76F70AFD">
             <wp:extent cx="5540220" cy="1828958"/>
@@ -236,6 +239,67 @@
                     <a:xfrm>
                       <a:off x="0" y="0"/>
                       <a:ext cx="5540220" cy="1828958"/>
+                    </a:xfrm>
+                    <a:prstGeom prst="rect">
+                      <a:avLst/>
+                    </a:prstGeom>
+                  </pic:spPr>
+                </pic:pic>
+              </a:graphicData>
+            </a:graphic>
+          </wp:inline>
+        </w:drawing>
+      </w:r>
+    </w:p>
+    <w:p>
+      <w:pPr>
+        <w:pStyle w:val="ListParagraph"/>
+        <w:numPr>
+          <w:ilvl w:val="0"/>
+          <w:numId w:val="1"/>
+        </w:numPr>
+      </w:pPr>
+      <w:r>
+        <w:t xml:space="preserve">[CRITICAL UPDATE]: Can you update the color buttons to function more as a </w:t>
+      </w:r>
+      <w:proofErr w:type="gramStart"/>
+      <w:r>
+        <w:t>drop down</w:t>
+      </w:r>
+      <w:proofErr w:type="gramEnd"/>
+      <w:r>
+        <w:t xml:space="preserve"> list. And for the list can you add a dark background. This is illegible. The wire details table has text on two rows can you fix this so text is on one row and does not get cut off. Also add the notes to the output screen in a basic text block summary </w:t>
+      </w:r>
+      <w:r>
+        <w:lastRenderedPageBreak/>
+        <w:t xml:space="preserve">only. </w:t>
+      </w:r>
+      <w:r>
+        <w:drawing>
+          <wp:inline distT="0" distB="0" distL="0" distR="0" wp14:anchorId="490268EB" wp14:editId="7C7FCC05">
+            <wp:extent cx="5239481" cy="5668166"/>
+            <wp:effectExtent l="0" t="0" r="0" b="8890"/>
+            <wp:docPr id="1324687048" name="Picture 1"/>
+            <wp:cNvGraphicFramePr>
+              <a:graphicFrameLocks xmlns:a="http://schemas.openxmlformats.org/drawingml/2006/main" noChangeAspect="1"/>
+            </wp:cNvGraphicFramePr>
+            <a:graphic xmlns:a="http://schemas.openxmlformats.org/drawingml/2006/main">
+              <a:graphicData uri="http://schemas.openxmlformats.org/drawingml/2006/picture">
+                <pic:pic xmlns:pic="http://schemas.openxmlformats.org/drawingml/2006/picture">
+                  <pic:nvPicPr>
+                    <pic:cNvPr id="1324687048" name=""/>
+                    <pic:cNvPicPr/>
+                  </pic:nvPicPr>
+                  <pic:blipFill>
+                    <a:blip r:embed="rId9"/>
+                    <a:stretch>
+                      <a:fillRect/>
+                    </a:stretch>
+                  </pic:blipFill>
+                  <pic:spPr>
+                    <a:xfrm>
+                      <a:off x="0" y="0"/>
+                      <a:ext cx="5239481" cy="5668166"/>
                     </a:xfrm>
                     <a:prstGeom prst="rect">
                       <a:avLst/>
